--- a/src/content/bios/Robertson-GIM 2018.docx
+++ b/src/content/bios/Robertson-GIM 2018.docx
@@ -1,6 +1,6 @@
 
 <file path=word/document.xml><?xml version="1.0" encoding="utf-8"?>
-<w:document xmlns:wpc="http://schemas.microsoft.com/office/word/2010/wordprocessingCanvas" xmlns:cx="http://schemas.microsoft.com/office/drawing/2014/chartex" xmlns:cx1="http://schemas.microsoft.com/office/drawing/2015/9/8/chartex" xmlns:cx2="http://schemas.microsoft.com/office/drawing/2015/10/21/chartex" xmlns:cx3="http://schemas.microsoft.com/office/drawing/2016/5/9/chartex" xmlns:cx4="http://schemas.microsoft.com/office/drawing/2016/5/10/chartex" xmlns:cx5="http://schemas.microsoft.com/office/drawing/2016/5/11/chartex" xmlns:cx6="http://schemas.microsoft.com/office/drawing/2016/5/12/chartex" xmlns:cx7="http://schemas.microsoft.com/office/drawing/2016/5/13/chartex" xmlns:cx8="http://schemas.microsoft.com/office/drawing/2016/5/14/chartex" xmlns:mc="http://schemas.openxmlformats.org/markup-compatibility/2006" xmlns:aink="http://schemas.microsoft.com/office/drawing/2016/ink" xmlns:am3d="http://schemas.microsoft.com/office/drawing/2017/model3d" xmlns:o="urn:schemas-microsoft-com:office:office" xmlns:oel="http://schemas.microsoft.com/office/2019/extlst" xmlns:r="http://schemas.openxmlformats.org/officeDocument/2006/relationships" xmlns:m="http://schemas.openxmlformats.org/officeDocument/2006/math" xmlns:v="urn:schemas-microsoft-com:vml" xmlns:wp14="http://schemas.microsoft.com/office/word/2010/wordprocessingDrawing" xmlns:wp="http://schemas.openxmlformats.org/drawingml/2006/wordprocessingDrawing" xmlns:w10="urn:schemas-microsoft-com:office:word" xmlns:w="http://schemas.openxmlformats.org/wordprocessingml/2006/main" xmlns:w14="http://schemas.microsoft.com/office/word/2010/wordml" xmlns:w15="http://schemas.microsoft.com/office/word/2012/wordml" xmlns:w16cex="http://schemas.microsoft.com/office/word/2018/wordml/cex" xmlns:w16cid="http://schemas.microsoft.com/office/word/2016/wordml/cid" xmlns:w16="http://schemas.microsoft.com/office/word/2018/wordml" xmlns:w16du="http://schemas.microsoft.com/office/word/2023/wordml/word16du" xmlns:w16sdtdh="http://schemas.microsoft.com/office/word/2020/wordml/sdtdatahash" xmlns:w16sdtfl="http://schemas.microsoft.com/office/word/2024/wordml/sdtformatlock" xmlns:w16se="http://schemas.microsoft.com/office/word/2015/wordml/symex" xmlns:wpg="http://schemas.microsoft.com/office/word/2010/wordprocessingGroup" xmlns:wpi="http://schemas.microsoft.com/office/word/2010/wordprocessingInk" xmlns:wne="http://schemas.microsoft.com/office/word/2006/wordml" xmlns:wps="http://schemas.microsoft.com/office/word/2010/wordprocessingShape" mc:Ignorable="w14 w15 w16se w16cid w16 w16cex w16sdtdh w16sdtfl w16du wp14">
+<w:document xmlns:wpc="http://schemas.microsoft.com/office/word/2010/wordprocessingCanvas" xmlns:cx="http://schemas.microsoft.com/office/drawing/2014/chartex" xmlns:cx1="http://schemas.microsoft.com/office/drawing/2015/9/8/chartex" xmlns:cx2="http://schemas.microsoft.com/office/drawing/2015/10/21/chartex" xmlns:cx3="http://schemas.microsoft.com/office/drawing/2016/5/9/chartex" xmlns:cx4="http://schemas.microsoft.com/office/drawing/2016/5/10/chartex" xmlns:cx5="http://schemas.microsoft.com/office/drawing/2016/5/11/chartex" xmlns:cx6="http://schemas.microsoft.com/office/drawing/2016/5/12/chartex" xmlns:cx7="http://schemas.microsoft.com/office/drawing/2016/5/13/chartex" xmlns:cx8="http://schemas.microsoft.com/office/drawing/2016/5/14/chartex" xmlns:mc="http://schemas.openxmlformats.org/markup-compatibility/2006" xmlns:m="http://schemas.openxmlformats.org/officeDocument/2006/math" xmlns:aink="http://schemas.microsoft.com/office/drawing/2016/ink" xmlns:am3d="http://schemas.microsoft.com/office/drawing/2017/model3d" xmlns:oel="http://schemas.microsoft.com/office/2019/extlst" xmlns:r="http://schemas.openxmlformats.org/officeDocument/2006/relationships" xmlns:wp14="http://schemas.microsoft.com/office/word/2010/wordprocessingDrawing" xmlns:wp="http://schemas.openxmlformats.org/drawingml/2006/wordprocessingDrawing" xmlns:wpg="http://schemas.microsoft.com/office/word/2010/wordprocessingGroup" xmlns:wpi="http://schemas.microsoft.com/office/word/2010/wordprocessingInk" xmlns:wps="http://schemas.microsoft.com/office/word/2010/wordprocessingShape" xmlns:o="urn:schemas-microsoft-com:office:office" xmlns:v="urn:schemas-microsoft-com:vml" xmlns:w10="urn:schemas-microsoft-com:office:word" xmlns:w="http://schemas.openxmlformats.org/wordprocessingml/2006/main" xmlns:w14="http://schemas.microsoft.com/office/word/2010/wordml" xmlns:w15="http://schemas.microsoft.com/office/word/2012/wordml" xmlns:w16cei="http://schemas.microsoft.com/office/word/2026/wordml/cei" xmlns:w16cex="http://schemas.microsoft.com/office/word/2018/wordml/cex" xmlns:w16cid="http://schemas.microsoft.com/office/word/2016/wordml/cid" xmlns:w16="http://schemas.microsoft.com/office/word/2018/wordml" xmlns:w16sdtdh="http://schemas.microsoft.com/office/word/2020/wordml/sdtdatahash" xmlns:w16sdtfl="http://schemas.microsoft.com/office/word/2024/wordml/sdtformatlock" xmlns:w16se="http://schemas.microsoft.com/office/word/2015/wordml/symex" xmlns:w16du="http://schemas.microsoft.com/office/word/2023/wordml/word16du" xmlns:wne="http://schemas.microsoft.com/office/word/2006/wordml" mc:Ignorable="w14 w15 w16se w16cid w16 w16cex w16sdtdh w16sdtfl w16du wp14">
   <w:body>
     <w:p>
       <w:pPr>
@@ -291,9 +291,12 @@
     </w:p>
     <w:p>
       <w:pPr>
+        <w:ind w:firstLine="708"/>
         <w:jc w:val="both"/>
         <w:rPr>
           <w:b/>
+          <w:color w:val="222222"/>
+          <w:shd w:val="clear" w:color="auto" w:fill="FFFFFF"/>
           <w:lang w:val="en-GB"/>
         </w:rPr>
       </w:pPr>
@@ -302,6 +305,9 @@
       <w:pPr>
         <w:jc w:val="both"/>
         <w:rPr>
+          <w:b/>
+          <w:color w:val="222222"/>
+          <w:shd w:val="clear" w:color="auto" w:fill="FFFFFF"/>
           <w:lang w:val="en-GB"/>
         </w:rPr>
       </w:pPr>
@@ -309,36 +315,11 @@
         <w:rPr>
           <w:lang w:val="en-GB"/>
         </w:rPr>
-        <w:t xml:space="preserve"> </w:t>
-      </w:r>
-      <w:r>
-        <w:rPr>
-          <w:lang w:val="en-GB"/>
-        </w:rPr>
-        <w:fldChar w:fldCharType="begin"/>
-      </w:r>
-      <w:r>
-        <w:rPr>
-          <w:lang w:val="en-GB"/>
-        </w:rPr>
-        <w:instrText xml:space="preserve"> INCLUDEPICTURE "/var/folders/9v/225tk7zx5sb9c4sf0kklp89h0000gn/T/com.microsoft.Word/WebArchiveCopyPasteTempFiles/s-robertson01.jpg" \* MERGEFORMATINET </w:instrText>
-      </w:r>
-      <w:r>
-        <w:rPr>
-          <w:lang w:val="en-GB"/>
-        </w:rPr>
-        <w:fldChar w:fldCharType="separate"/>
-      </w:r>
-      <w:r>
-        <w:rPr>
-          <w:noProof/>
-          <w:lang w:val="en-GB"/>
-        </w:rPr>
         <w:drawing>
-          <wp:inline distT="0" distB="0" distL="0" distR="0" wp14:anchorId="36EA8134" wp14:editId="07FB761A">
-            <wp:extent cx="1511300" cy="2152458"/>
-            <wp:effectExtent l="0" t="0" r="0" b="0"/>
-            <wp:docPr id="3" name="Afbeelding 3" descr="/var/folders/9v/225tk7zx5sb9c4sf0kklp89h0000gn/T/com.microsoft.Word/WebArchiveCopyPasteTempFiles/s-robertson01.jpg"/>
+          <wp:inline distT="0" distB="0" distL="0" distR="0" wp14:anchorId="34A741DB" wp14:editId="56E39B55">
+            <wp:extent cx="2280655" cy="2589688"/>
+            <wp:effectExtent l="0" t="0" r="5715" b="1270"/>
+            <wp:docPr id="1293208330" name="Afbeelding 1"/>
             <wp:cNvGraphicFramePr>
               <a:graphicFrameLocks xmlns:a="http://schemas.openxmlformats.org/drawingml/2006/main" noChangeAspect="1"/>
             </wp:cNvGraphicFramePr>
@@ -346,39 +327,23 @@
               <a:graphicData uri="http://schemas.openxmlformats.org/drawingml/2006/picture">
                 <pic:pic xmlns:pic="http://schemas.openxmlformats.org/drawingml/2006/picture">
                   <pic:nvPicPr>
-                    <pic:cNvPr id="0" name="Picture 5" descr="/var/folders/9v/225tk7zx5sb9c4sf0kklp89h0000gn/T/com.microsoft.Word/WebArchiveCopyPasteTempFiles/s-robertson01.jpg"/>
-                    <pic:cNvPicPr>
-                      <a:picLocks noChangeAspect="1" noChangeArrowheads="1"/>
-                    </pic:cNvPicPr>
+                    <pic:cNvPr id="1293208330" name=""/>
+                    <pic:cNvPicPr/>
                   </pic:nvPicPr>
-                  <pic:blipFill rotWithShape="1">
-                    <a:blip r:embed="rId8">
-                      <a:extLst>
-                        <a:ext uri="{28A0092B-C50C-407E-A947-70E740481C1C}">
-                          <a14:useLocalDpi xmlns:a14="http://schemas.microsoft.com/office/drawing/2010/main" val="0"/>
-                        </a:ext>
-                      </a:extLst>
-                    </a:blip>
-                    <a:srcRect r="8333" b="7844"/>
-                    <a:stretch/>
+                  <pic:blipFill>
+                    <a:blip r:embed="rId8"/>
+                    <a:stretch>
+                      <a:fillRect/>
+                    </a:stretch>
                   </pic:blipFill>
-                  <pic:spPr bwMode="auto">
+                  <pic:spPr>
                     <a:xfrm>
                       <a:off x="0" y="0"/>
-                      <a:ext cx="1517446" cy="2161212"/>
+                      <a:ext cx="2306230" cy="2618729"/>
                     </a:xfrm>
                     <a:prstGeom prst="rect">
                       <a:avLst/>
                     </a:prstGeom>
-                    <a:noFill/>
-                    <a:ln>
-                      <a:noFill/>
-                    </a:ln>
-                    <a:extLst>
-                      <a:ext uri="{53640926-AAD7-44D8-BBD7-CCE9431645EC}">
-                        <a14:shadowObscured xmlns:a14="http://schemas.microsoft.com/office/drawing/2010/main"/>
-                      </a:ext>
-                    </a:extLst>
                   </pic:spPr>
                 </pic:pic>
               </a:graphicData>
@@ -386,12 +351,6 @@
           </wp:inline>
         </w:drawing>
       </w:r>
-      <w:r>
-        <w:rPr>
-          <w:lang w:val="en-GB"/>
-        </w:rPr>
-        <w:fldChar w:fldCharType="end"/>
-      </w:r>
     </w:p>
     <w:p>
       <w:pPr>
@@ -412,18 +371,26 @@
         <w:rPr>
           <w:lang w:val="en-GB"/>
         </w:rPr>
-        <w:t xml:space="preserve">: </w:t>
-      </w:r>
-      <w:hyperlink r:id="rId9" w:history="1">
-        <w:r>
-          <w:rPr>
-            <w:rStyle w:val="Hyperlink"/>
-            <w:u w:val="none"/>
-            <w:lang w:val="en-GB"/>
-          </w:rPr>
-          <w:t>www.nato.int/cv/secgen/robert-e.htm</w:t>
-        </w:r>
-      </w:hyperlink>
+        <w:t>:</w:t>
+      </w:r>
+      <w:r>
+        <w:rPr>
+          <w:lang w:val="en-GB"/>
+        </w:rPr>
+        <w:t xml:space="preserve"> </w:t>
+      </w:r>
+      <w:r>
+        <w:rPr>
+          <w:lang w:val="en-GB"/>
+        </w:rPr>
+        <w:t>Robertson, 14 October1999, NATO</w:t>
+      </w:r>
+      <w:r>
+        <w:rPr>
+          <w:lang w:val="en-GB"/>
+        </w:rPr>
+        <w:t xml:space="preserve"> </w:t>
+      </w:r>
     </w:p>
     <w:p>
       <w:pPr>
@@ -438,7 +405,7 @@
         </w:rPr>
         <w:t xml:space="preserve">Video: </w:t>
       </w:r>
-      <w:hyperlink r:id="rId10" w:history="1">
+      <w:hyperlink r:id="rId9" w:history="1">
         <w:r>
           <w:rPr>
             <w:rStyle w:val="Hyperlink"/>
@@ -462,7 +429,7 @@
           <w:lang w:val="en-GB"/>
         </w:rPr>
       </w:pPr>
-      <w:hyperlink r:id="rId11" w:history="1">
+      <w:hyperlink r:id="rId10" w:history="1">
         <w:r>
           <w:rPr>
             <w:rStyle w:val="Hyperlink"/>
@@ -1449,6 +1416,7 @@
         <w:rPr>
           <w:lang w:val="en-GB"/>
         </w:rPr>
+        <w:lastRenderedPageBreak/>
         <w:t>I</w:t>
       </w:r>
       <w:r>
@@ -1539,14 +1507,7 @@
         <w:rPr>
           <w:lang w:val="en-GB"/>
         </w:rPr>
-        <w:t xml:space="preserve">a ban </w:t>
-      </w:r>
-      <w:r>
-        <w:rPr>
-          <w:lang w:val="en-GB"/>
-        </w:rPr>
-        <w:lastRenderedPageBreak/>
-        <w:t>on personal</w:t>
+        <w:t>a ban on personal</w:t>
       </w:r>
       <w:r>
         <w:rPr>
@@ -2963,7 +2924,15 @@
           <w:color w:val="000000"/>
           <w:lang w:val="en-GB"/>
         </w:rPr>
-        <w:t xml:space="preserve"> government did not invoke Article </w:t>
+        <w:t xml:space="preserve"> government did not </w:t>
+      </w:r>
+      <w:r>
+        <w:rPr>
+          <w:color w:val="000000"/>
+          <w:lang w:val="en-GB"/>
+        </w:rPr>
+        <w:lastRenderedPageBreak/>
+        <w:t xml:space="preserve">invoke Article </w:t>
       </w:r>
       <w:r>
         <w:rPr>
@@ -3159,7 +3128,6 @@
           <w:color w:val="000000"/>
           <w:lang w:val="en-GB"/>
         </w:rPr>
-        <w:lastRenderedPageBreak/>
         <w:t>Nicholas</w:t>
       </w:r>
       <w:r>
@@ -5003,41 +4971,49 @@
           <w:rStyle w:val="st"/>
           <w:lang w:val="en-US"/>
         </w:rPr>
-        <w:t>Solana as EU High Commissioner for Foreign Affairs and Security Policy</w:t>
+        <w:t xml:space="preserve">Solana as EU High Commissioner for Foreign Affairs and </w:t>
       </w:r>
       <w:r>
         <w:rPr>
           <w:rStyle w:val="st"/>
           <w:lang w:val="en-US"/>
         </w:rPr>
-        <w:t xml:space="preserve"> </w:t>
+        <w:lastRenderedPageBreak/>
+        <w:t>Security Policy</w:t>
       </w:r>
       <w:r>
         <w:rPr>
           <w:rStyle w:val="st"/>
           <w:lang w:val="en-US"/>
         </w:rPr>
-        <w:t xml:space="preserve">in </w:t>
+        <w:t xml:space="preserve"> </w:t>
       </w:r>
       <w:r>
         <w:rPr>
           <w:rStyle w:val="st"/>
           <w:lang w:val="en-US"/>
         </w:rPr>
-        <w:t>March</w:t>
+        <w:t xml:space="preserve">in </w:t>
       </w:r>
       <w:r>
         <w:rPr>
           <w:rStyle w:val="st"/>
           <w:lang w:val="en-US"/>
         </w:rPr>
-        <w:t xml:space="preserve"> 2003</w:t>
+        <w:t>March</w:t>
       </w:r>
       <w:r>
         <w:rPr>
           <w:rStyle w:val="st"/>
           <w:lang w:val="en-US"/>
         </w:rPr>
+        <w:t xml:space="preserve"> 2003</w:t>
+      </w:r>
+      <w:r>
+        <w:rPr>
+          <w:rStyle w:val="st"/>
+          <w:lang w:val="en-US"/>
+        </w:rPr>
         <w:t xml:space="preserve">, enabling the EU to use NATO assets and capabilities for EU-led crisis management operations. </w:t>
       </w:r>
       <w:r>
@@ -5273,15 +5249,7 @@
           <w:color w:val="000000"/>
           <w:lang w:val="en-GB"/>
         </w:rPr>
-        <w:t xml:space="preserve">did not </w:t>
-      </w:r>
-      <w:r>
-        <w:rPr>
-          <w:color w:val="000000"/>
-          <w:lang w:val="en-GB"/>
-        </w:rPr>
-        <w:lastRenderedPageBreak/>
-        <w:t>succeed</w:t>
+        <w:t>did not succeed</w:t>
       </w:r>
       <w:proofErr w:type="gramEnd"/>
       <w:r>
@@ -7214,6 +7182,7 @@
           <w:color w:val="000000"/>
           <w:lang w:val="en-GB"/>
         </w:rPr>
+        <w:lastRenderedPageBreak/>
         <w:t xml:space="preserve">When looking at </w:t>
       </w:r>
       <w:r>
@@ -7573,7 +7542,6 @@
           <w:color w:val="000000"/>
           <w:lang w:val="en-GB"/>
         </w:rPr>
-        <w:lastRenderedPageBreak/>
         <w:t xml:space="preserve">Robertson furthermore clashed with </w:t>
       </w:r>
       <w:r>
@@ -8763,29 +8731,7 @@
           <w:shd w:val="clear" w:color="auto" w:fill="FFFFFF"/>
           <w:lang w:val="en-GB"/>
         </w:rPr>
-        <w:t>‘</w:t>
-      </w:r>
-      <w:proofErr w:type="spellStart"/>
-      <w:r>
-        <w:rPr>
-          <w:b w:val="0"/>
-          <w:sz w:val="24"/>
-          <w:szCs w:val="24"/>
-          <w:shd w:val="clear" w:color="auto" w:fill="FFFFFF"/>
-          <w:lang w:val="en-GB"/>
-        </w:rPr>
-        <w:t>Sécurité</w:t>
-      </w:r>
-      <w:proofErr w:type="spellEnd"/>
-      <w:r>
-        <w:rPr>
-          <w:b w:val="0"/>
-          <w:sz w:val="24"/>
-          <w:szCs w:val="24"/>
-          <w:shd w:val="clear" w:color="auto" w:fill="FFFFFF"/>
-          <w:lang w:val="en-GB"/>
-        </w:rPr>
-        <w:t xml:space="preserve"> et </w:t>
+        <w:t xml:space="preserve">‘Sécurité et </w:t>
       </w:r>
       <w:proofErr w:type="spellStart"/>
       <w:r>
@@ -9104,7 +9050,7 @@
         </w:rPr>
         <w:t xml:space="preserve"> </w:t>
       </w:r>
-      <w:hyperlink r:id="rId12" w:history="1">
+      <w:hyperlink r:id="rId11" w:history="1">
         <w:r>
           <w:rPr>
             <w:rStyle w:val="Hyperlink"/>
@@ -9237,7 +9183,7 @@
         </w:rPr>
         <w:t xml:space="preserve"> in </w:t>
       </w:r>
-      <w:hyperlink r:id="rId13" w:tooltip="Cliquez ici pour rechercher d'autres éléments appartenant à cette publication" w:history="1">
+      <w:hyperlink r:id="rId12" w:tooltip="Cliquez ici pour rechercher d'autres éléments appartenant à cette publication" w:history="1">
         <w:r>
           <w:rPr>
             <w:rStyle w:val="Zwaar"/>
@@ -9522,6 +9468,7 @@
           <w:shd w:val="clear" w:color="auto" w:fill="FFFFFF"/>
           <w:lang w:val="en-GB"/>
         </w:rPr>
+        <w:lastRenderedPageBreak/>
         <w:t xml:space="preserve">Politique </w:t>
       </w:r>
       <w:proofErr w:type="spellStart"/>
@@ -9669,7 +9616,7 @@
         </w:rPr>
         <w:t xml:space="preserve">: </w:t>
       </w:r>
-      <w:hyperlink r:id="rId14" w:history="1">
+      <w:hyperlink r:id="rId13" w:history="1">
         <w:r>
           <w:rPr>
             <w:rStyle w:val="Hyperlink"/>
@@ -9890,7 +9837,7 @@
         </w:rPr>
         <w:t xml:space="preserve">, 15 April 2001, available at </w:t>
       </w:r>
-      <w:hyperlink r:id="rId15" w:history="1">
+      <w:hyperlink r:id="rId14" w:history="1">
         <w:r>
           <w:rPr>
             <w:rStyle w:val="Hyperlink"/>
@@ -9911,15 +9858,7 @@
           <w:shd w:val="clear" w:color="auto" w:fill="FFFFFF"/>
           <w:lang w:val="en-GB"/>
         </w:rPr>
-        <w:t xml:space="preserve">S. </w:t>
-      </w:r>
-      <w:r>
-        <w:rPr>
-          <w:shd w:val="clear" w:color="auto" w:fill="FFFFFF"/>
-          <w:lang w:val="en-GB"/>
-        </w:rPr>
-        <w:lastRenderedPageBreak/>
-        <w:t>Croft, ‘Guaranteeing Europe’s Security? Enlarging NATO Again’</w:t>
+        <w:t>S. Croft, ‘Guaranteeing Europe’s Security? Enlarging NATO Again’</w:t>
       </w:r>
       <w:r>
         <w:rPr>
@@ -9996,7 +9935,7 @@
         </w:rPr>
         <w:t xml:space="preserve">20 February 2003, available at </w:t>
       </w:r>
-      <w:hyperlink r:id="rId16" w:history="1">
+      <w:hyperlink r:id="rId15" w:history="1">
         <w:r>
           <w:rPr>
             <w:rStyle w:val="Hyperlink"/>
@@ -10061,7 +10000,7 @@
         </w:rPr>
         <w:t xml:space="preserve"> available at </w:t>
       </w:r>
-      <w:hyperlink r:id="rId17" w:history="1">
+      <w:hyperlink r:id="rId16" w:history="1">
         <w:r>
           <w:rPr>
             <w:rStyle w:val="Hyperlink"/>
@@ -10234,7 +10173,7 @@
         </w:rPr>
         <w:t xml:space="preserve">February 2006, available at: </w:t>
       </w:r>
-      <w:hyperlink r:id="rId18" w:history="1">
+      <w:hyperlink r:id="rId17" w:history="1">
         <w:r>
           <w:rPr>
             <w:rStyle w:val="Hyperlink"/>
@@ -10643,7 +10582,7 @@
         </w:rPr>
         <w:t xml:space="preserve">5 September 2017, available at </w:t>
       </w:r>
-      <w:hyperlink r:id="rId19" w:history="1">
+      <w:hyperlink r:id="rId18" w:history="1">
         <w:r>
           <w:rPr>
             <w:rStyle w:val="Hyperlink"/>
@@ -10677,7 +10616,7 @@
         </w:rPr>
         <w:t xml:space="preserve"> </w:t>
       </w:r>
-      <w:hyperlink r:id="rId20" w:history="1">
+      <w:hyperlink r:id="rId19" w:history="1">
         <w:r>
           <w:rPr>
             <w:rStyle w:val="Hyperlink"/>
@@ -10711,7 +10650,7 @@
         </w:rPr>
         <w:t xml:space="preserve">, available at </w:t>
       </w:r>
-      <w:hyperlink r:id="rId21" w:history="1">
+      <w:hyperlink r:id="rId20" w:history="1">
         <w:r>
           <w:rPr>
             <w:rStyle w:val="Hyperlink"/>
@@ -10733,7 +10672,7 @@
         </w:rPr>
         <w:t xml:space="preserve"> </w:t>
       </w:r>
-      <w:hyperlink r:id="rId22" w:history="1">
+      <w:hyperlink r:id="rId21" w:history="1">
         <w:r>
           <w:rPr>
             <w:rStyle w:val="Hyperlink"/>
@@ -10951,7 +10890,7 @@
         </w:rPr>
         <w:t xml:space="preserve">Eisenberg, </w:t>
       </w:r>
-      <w:hyperlink r:id="rId23" w:history="1">
+      <w:hyperlink r:id="rId22" w:history="1">
         <w:r>
           <w:rPr>
             <w:rStyle w:val="Hyperlink"/>
@@ -10969,9 +10908,9 @@
       </w:r>
     </w:p>
     <w:sectPr>
-      <w:headerReference w:type="even" r:id="rId24"/>
-      <w:headerReference w:type="default" r:id="rId25"/>
-      <w:footerReference w:type="default" r:id="rId26"/>
+      <w:headerReference w:type="even" r:id="rId23"/>
+      <w:headerReference w:type="default" r:id="rId24"/>
+      <w:footerReference w:type="default" r:id="rId25"/>
       <w:pgSz w:w="11906" w:h="16838"/>
       <w:pgMar w:top="1418" w:right="1418" w:bottom="1418" w:left="1418" w:header="709" w:footer="709" w:gutter="0"/>
       <w:cols w:space="708"/>
@@ -10982,7 +10921,7 @@
 </file>
 
 <file path=word/endnotes.xml><?xml version="1.0" encoding="utf-8"?>
-<w:endnotes xmlns:wpc="http://schemas.microsoft.com/office/word/2010/wordprocessingCanvas" xmlns:cx="http://schemas.microsoft.com/office/drawing/2014/chartex" xmlns:cx1="http://schemas.microsoft.com/office/drawing/2015/9/8/chartex" xmlns:cx2="http://schemas.microsoft.com/office/drawing/2015/10/21/chartex" xmlns:cx3="http://schemas.microsoft.com/office/drawing/2016/5/9/chartex" xmlns:cx4="http://schemas.microsoft.com/office/drawing/2016/5/10/chartex" xmlns:cx5="http://schemas.microsoft.com/office/drawing/2016/5/11/chartex" xmlns:cx6="http://schemas.microsoft.com/office/drawing/2016/5/12/chartex" xmlns:cx7="http://schemas.microsoft.com/office/drawing/2016/5/13/chartex" xmlns:cx8="http://schemas.microsoft.com/office/drawing/2016/5/14/chartex" xmlns:mc="http://schemas.openxmlformats.org/markup-compatibility/2006" xmlns:aink="http://schemas.microsoft.com/office/drawing/2016/ink" xmlns:am3d="http://schemas.microsoft.com/office/drawing/2017/model3d" xmlns:o="urn:schemas-microsoft-com:office:office" xmlns:oel="http://schemas.microsoft.com/office/2019/extlst" xmlns:r="http://schemas.openxmlformats.org/officeDocument/2006/relationships" xmlns:m="http://schemas.openxmlformats.org/officeDocument/2006/math" xmlns:v="urn:schemas-microsoft-com:vml" xmlns:wp14="http://schemas.microsoft.com/office/word/2010/wordprocessingDrawing" xmlns:wp="http://schemas.openxmlformats.org/drawingml/2006/wordprocessingDrawing" xmlns:w10="urn:schemas-microsoft-com:office:word" xmlns:w="http://schemas.openxmlformats.org/wordprocessingml/2006/main" xmlns:w14="http://schemas.microsoft.com/office/word/2010/wordml" xmlns:w15="http://schemas.microsoft.com/office/word/2012/wordml" xmlns:w16cex="http://schemas.microsoft.com/office/word/2018/wordml/cex" xmlns:w16cid="http://schemas.microsoft.com/office/word/2016/wordml/cid" xmlns:w16="http://schemas.microsoft.com/office/word/2018/wordml" xmlns:w16du="http://schemas.microsoft.com/office/word/2023/wordml/word16du" xmlns:w16sdtdh="http://schemas.microsoft.com/office/word/2020/wordml/sdtdatahash" xmlns:w16sdtfl="http://schemas.microsoft.com/office/word/2024/wordml/sdtformatlock" xmlns:w16se="http://schemas.microsoft.com/office/word/2015/wordml/symex" xmlns:wpg="http://schemas.microsoft.com/office/word/2010/wordprocessingGroup" xmlns:wpi="http://schemas.microsoft.com/office/word/2010/wordprocessingInk" xmlns:wne="http://schemas.microsoft.com/office/word/2006/wordml" xmlns:wps="http://schemas.microsoft.com/office/word/2010/wordprocessingShape" mc:Ignorable="w14 w15 w16se w16cid w16 w16cex w16sdtdh w16sdtfl w16du wp14">
+<w:endnotes xmlns:wpc="http://schemas.microsoft.com/office/word/2010/wordprocessingCanvas" xmlns:cx="http://schemas.microsoft.com/office/drawing/2014/chartex" xmlns:cx1="http://schemas.microsoft.com/office/drawing/2015/9/8/chartex" xmlns:cx2="http://schemas.microsoft.com/office/drawing/2015/10/21/chartex" xmlns:cx3="http://schemas.microsoft.com/office/drawing/2016/5/9/chartex" xmlns:cx4="http://schemas.microsoft.com/office/drawing/2016/5/10/chartex" xmlns:cx5="http://schemas.microsoft.com/office/drawing/2016/5/11/chartex" xmlns:cx6="http://schemas.microsoft.com/office/drawing/2016/5/12/chartex" xmlns:cx7="http://schemas.microsoft.com/office/drawing/2016/5/13/chartex" xmlns:cx8="http://schemas.microsoft.com/office/drawing/2016/5/14/chartex" xmlns:mc="http://schemas.openxmlformats.org/markup-compatibility/2006" xmlns:m="http://schemas.openxmlformats.org/officeDocument/2006/math" xmlns:aink="http://schemas.microsoft.com/office/drawing/2016/ink" xmlns:am3d="http://schemas.microsoft.com/office/drawing/2017/model3d" xmlns:oel="http://schemas.microsoft.com/office/2019/extlst" xmlns:r="http://schemas.openxmlformats.org/officeDocument/2006/relationships" xmlns:wp14="http://schemas.microsoft.com/office/word/2010/wordprocessingDrawing" xmlns:wp="http://schemas.openxmlformats.org/drawingml/2006/wordprocessingDrawing" xmlns:wpg="http://schemas.microsoft.com/office/word/2010/wordprocessingGroup" xmlns:wpi="http://schemas.microsoft.com/office/word/2010/wordprocessingInk" xmlns:wps="http://schemas.microsoft.com/office/word/2010/wordprocessingShape" xmlns:o="urn:schemas-microsoft-com:office:office" xmlns:v="urn:schemas-microsoft-com:vml" xmlns:w10="urn:schemas-microsoft-com:office:word" xmlns:w="http://schemas.openxmlformats.org/wordprocessingml/2006/main" xmlns:w14="http://schemas.microsoft.com/office/word/2010/wordml" xmlns:w15="http://schemas.microsoft.com/office/word/2012/wordml" xmlns:w16cei="http://schemas.microsoft.com/office/word/2026/wordml/cei" xmlns:w16cex="http://schemas.microsoft.com/office/word/2018/wordml/cex" xmlns:w16cid="http://schemas.microsoft.com/office/word/2016/wordml/cid" xmlns:w16="http://schemas.microsoft.com/office/word/2018/wordml" xmlns:w16sdtdh="http://schemas.microsoft.com/office/word/2020/wordml/sdtdatahash" xmlns:w16sdtfl="http://schemas.microsoft.com/office/word/2024/wordml/sdtformatlock" xmlns:w16se="http://schemas.microsoft.com/office/word/2015/wordml/symex" xmlns:w16du="http://schemas.microsoft.com/office/word/2023/wordml/word16du" xmlns:wne="http://schemas.microsoft.com/office/word/2006/wordml" mc:Ignorable="w14 w15 w16se w16cid w16 w16cex w16sdtdh w16sdtfl w16du wp14">
   <w:endnote w:type="separator" w:id="-1">
     <w:p>
       <w:r>
@@ -11001,7 +10940,7 @@
 </file>
 
 <file path=word/footer1.xml><?xml version="1.0" encoding="utf-8"?>
-<w:ftr xmlns:wpc="http://schemas.microsoft.com/office/word/2010/wordprocessingCanvas" xmlns:cx="http://schemas.microsoft.com/office/drawing/2014/chartex" xmlns:cx1="http://schemas.microsoft.com/office/drawing/2015/9/8/chartex" xmlns:cx2="http://schemas.microsoft.com/office/drawing/2015/10/21/chartex" xmlns:cx3="http://schemas.microsoft.com/office/drawing/2016/5/9/chartex" xmlns:cx4="http://schemas.microsoft.com/office/drawing/2016/5/10/chartex" xmlns:cx5="http://schemas.microsoft.com/office/drawing/2016/5/11/chartex" xmlns:cx6="http://schemas.microsoft.com/office/drawing/2016/5/12/chartex" xmlns:cx7="http://schemas.microsoft.com/office/drawing/2016/5/13/chartex" xmlns:cx8="http://schemas.microsoft.com/office/drawing/2016/5/14/chartex" xmlns:mc="http://schemas.openxmlformats.org/markup-compatibility/2006" xmlns:aink="http://schemas.microsoft.com/office/drawing/2016/ink" xmlns:am3d="http://schemas.microsoft.com/office/drawing/2017/model3d" xmlns:o="urn:schemas-microsoft-com:office:office" xmlns:oel="http://schemas.microsoft.com/office/2019/extlst" xmlns:r="http://schemas.openxmlformats.org/officeDocument/2006/relationships" xmlns:m="http://schemas.openxmlformats.org/officeDocument/2006/math" xmlns:v="urn:schemas-microsoft-com:vml" xmlns:wp14="http://schemas.microsoft.com/office/word/2010/wordprocessingDrawing" xmlns:wp="http://schemas.openxmlformats.org/drawingml/2006/wordprocessingDrawing" xmlns:w10="urn:schemas-microsoft-com:office:word" xmlns:w="http://schemas.openxmlformats.org/wordprocessingml/2006/main" xmlns:w14="http://schemas.microsoft.com/office/word/2010/wordml" xmlns:w15="http://schemas.microsoft.com/office/word/2012/wordml" xmlns:w16cex="http://schemas.microsoft.com/office/word/2018/wordml/cex" xmlns:w16cid="http://schemas.microsoft.com/office/word/2016/wordml/cid" xmlns:w16="http://schemas.microsoft.com/office/word/2018/wordml" xmlns:w16du="http://schemas.microsoft.com/office/word/2023/wordml/word16du" xmlns:w16sdtdh="http://schemas.microsoft.com/office/word/2020/wordml/sdtdatahash" xmlns:w16sdtfl="http://schemas.microsoft.com/office/word/2024/wordml/sdtformatlock" xmlns:w16se="http://schemas.microsoft.com/office/word/2015/wordml/symex" xmlns:wpg="http://schemas.microsoft.com/office/word/2010/wordprocessingGroup" xmlns:wpi="http://schemas.microsoft.com/office/word/2010/wordprocessingInk" xmlns:wne="http://schemas.microsoft.com/office/word/2006/wordml" xmlns:wps="http://schemas.microsoft.com/office/word/2010/wordprocessingShape" mc:Ignorable="w14 w15 w16se w16cid w16 w16cex w16sdtdh w16sdtfl w16du wp14">
+<w:ftr xmlns:wpc="http://schemas.microsoft.com/office/word/2010/wordprocessingCanvas" xmlns:cx="http://schemas.microsoft.com/office/drawing/2014/chartex" xmlns:cx1="http://schemas.microsoft.com/office/drawing/2015/9/8/chartex" xmlns:cx2="http://schemas.microsoft.com/office/drawing/2015/10/21/chartex" xmlns:cx3="http://schemas.microsoft.com/office/drawing/2016/5/9/chartex" xmlns:cx4="http://schemas.microsoft.com/office/drawing/2016/5/10/chartex" xmlns:cx5="http://schemas.microsoft.com/office/drawing/2016/5/11/chartex" xmlns:cx6="http://schemas.microsoft.com/office/drawing/2016/5/12/chartex" xmlns:cx7="http://schemas.microsoft.com/office/drawing/2016/5/13/chartex" xmlns:cx8="http://schemas.microsoft.com/office/drawing/2016/5/14/chartex" xmlns:mc="http://schemas.openxmlformats.org/markup-compatibility/2006" xmlns:m="http://schemas.openxmlformats.org/officeDocument/2006/math" xmlns:aink="http://schemas.microsoft.com/office/drawing/2016/ink" xmlns:am3d="http://schemas.microsoft.com/office/drawing/2017/model3d" xmlns:oel="http://schemas.microsoft.com/office/2019/extlst" xmlns:r="http://schemas.openxmlformats.org/officeDocument/2006/relationships" xmlns:wp14="http://schemas.microsoft.com/office/word/2010/wordprocessingDrawing" xmlns:wp="http://schemas.openxmlformats.org/drawingml/2006/wordprocessingDrawing" xmlns:wpg="http://schemas.microsoft.com/office/word/2010/wordprocessingGroup" xmlns:wpi="http://schemas.microsoft.com/office/word/2010/wordprocessingInk" xmlns:wps="http://schemas.microsoft.com/office/word/2010/wordprocessingShape" xmlns:o="urn:schemas-microsoft-com:office:office" xmlns:v="urn:schemas-microsoft-com:vml" xmlns:w10="urn:schemas-microsoft-com:office:word" xmlns:w="http://schemas.openxmlformats.org/wordprocessingml/2006/main" xmlns:w14="http://schemas.microsoft.com/office/word/2010/wordml" xmlns:w15="http://schemas.microsoft.com/office/word/2012/wordml" xmlns:w16cei="http://schemas.microsoft.com/office/word/2026/wordml/cei" xmlns:w16cex="http://schemas.microsoft.com/office/word/2018/wordml/cex" xmlns:w16cid="http://schemas.microsoft.com/office/word/2016/wordml/cid" xmlns:w16="http://schemas.microsoft.com/office/word/2018/wordml" xmlns:w16sdtdh="http://schemas.microsoft.com/office/word/2020/wordml/sdtdatahash" xmlns:w16sdtfl="http://schemas.microsoft.com/office/word/2024/wordml/sdtformatlock" xmlns:w16se="http://schemas.microsoft.com/office/word/2015/wordml/symex" xmlns:w16du="http://schemas.microsoft.com/office/word/2023/wordml/word16du" xmlns:wne="http://schemas.microsoft.com/office/word/2006/wordml" mc:Ignorable="w14 w15 w16se w16cid w16 w16cex w16sdtdh w16sdtfl w16du wp14">
   <w:p>
     <w:pPr>
       <w:pStyle w:val="Voettekst"/>
@@ -11058,7 +10997,7 @@
 </file>
 
 <file path=word/footnotes.xml><?xml version="1.0" encoding="utf-8"?>
-<w:footnotes xmlns:wpc="http://schemas.microsoft.com/office/word/2010/wordprocessingCanvas" xmlns:cx="http://schemas.microsoft.com/office/drawing/2014/chartex" xmlns:cx1="http://schemas.microsoft.com/office/drawing/2015/9/8/chartex" xmlns:cx2="http://schemas.microsoft.com/office/drawing/2015/10/21/chartex" xmlns:cx3="http://schemas.microsoft.com/office/drawing/2016/5/9/chartex" xmlns:cx4="http://schemas.microsoft.com/office/drawing/2016/5/10/chartex" xmlns:cx5="http://schemas.microsoft.com/office/drawing/2016/5/11/chartex" xmlns:cx6="http://schemas.microsoft.com/office/drawing/2016/5/12/chartex" xmlns:cx7="http://schemas.microsoft.com/office/drawing/2016/5/13/chartex" xmlns:cx8="http://schemas.microsoft.com/office/drawing/2016/5/14/chartex" xmlns:mc="http://schemas.openxmlformats.org/markup-compatibility/2006" xmlns:aink="http://schemas.microsoft.com/office/drawing/2016/ink" xmlns:am3d="http://schemas.microsoft.com/office/drawing/2017/model3d" xmlns:o="urn:schemas-microsoft-com:office:office" xmlns:oel="http://schemas.microsoft.com/office/2019/extlst" xmlns:r="http://schemas.openxmlformats.org/officeDocument/2006/relationships" xmlns:m="http://schemas.openxmlformats.org/officeDocument/2006/math" xmlns:v="urn:schemas-microsoft-com:vml" xmlns:wp14="http://schemas.microsoft.com/office/word/2010/wordprocessingDrawing" xmlns:wp="http://schemas.openxmlformats.org/drawingml/2006/wordprocessingDrawing" xmlns:w10="urn:schemas-microsoft-com:office:word" xmlns:w="http://schemas.openxmlformats.org/wordprocessingml/2006/main" xmlns:w14="http://schemas.microsoft.com/office/word/2010/wordml" xmlns:w15="http://schemas.microsoft.com/office/word/2012/wordml" xmlns:w16cex="http://schemas.microsoft.com/office/word/2018/wordml/cex" xmlns:w16cid="http://schemas.microsoft.com/office/word/2016/wordml/cid" xmlns:w16="http://schemas.microsoft.com/office/word/2018/wordml" xmlns:w16du="http://schemas.microsoft.com/office/word/2023/wordml/word16du" xmlns:w16sdtdh="http://schemas.microsoft.com/office/word/2020/wordml/sdtdatahash" xmlns:w16sdtfl="http://schemas.microsoft.com/office/word/2024/wordml/sdtformatlock" xmlns:w16se="http://schemas.microsoft.com/office/word/2015/wordml/symex" xmlns:wpg="http://schemas.microsoft.com/office/word/2010/wordprocessingGroup" xmlns:wpi="http://schemas.microsoft.com/office/word/2010/wordprocessingInk" xmlns:wne="http://schemas.microsoft.com/office/word/2006/wordml" xmlns:wps="http://schemas.microsoft.com/office/word/2010/wordprocessingShape" mc:Ignorable="w14 w15 w16se w16cid w16 w16cex w16sdtdh w16sdtfl w16du wp14">
+<w:footnotes xmlns:wpc="http://schemas.microsoft.com/office/word/2010/wordprocessingCanvas" xmlns:cx="http://schemas.microsoft.com/office/drawing/2014/chartex" xmlns:cx1="http://schemas.microsoft.com/office/drawing/2015/9/8/chartex" xmlns:cx2="http://schemas.microsoft.com/office/drawing/2015/10/21/chartex" xmlns:cx3="http://schemas.microsoft.com/office/drawing/2016/5/9/chartex" xmlns:cx4="http://schemas.microsoft.com/office/drawing/2016/5/10/chartex" xmlns:cx5="http://schemas.microsoft.com/office/drawing/2016/5/11/chartex" xmlns:cx6="http://schemas.microsoft.com/office/drawing/2016/5/12/chartex" xmlns:cx7="http://schemas.microsoft.com/office/drawing/2016/5/13/chartex" xmlns:cx8="http://schemas.microsoft.com/office/drawing/2016/5/14/chartex" xmlns:mc="http://schemas.openxmlformats.org/markup-compatibility/2006" xmlns:m="http://schemas.openxmlformats.org/officeDocument/2006/math" xmlns:aink="http://schemas.microsoft.com/office/drawing/2016/ink" xmlns:am3d="http://schemas.microsoft.com/office/drawing/2017/model3d" xmlns:oel="http://schemas.microsoft.com/office/2019/extlst" xmlns:r="http://schemas.openxmlformats.org/officeDocument/2006/relationships" xmlns:wp14="http://schemas.microsoft.com/office/word/2010/wordprocessingDrawing" xmlns:wp="http://schemas.openxmlformats.org/drawingml/2006/wordprocessingDrawing" xmlns:wpg="http://schemas.microsoft.com/office/word/2010/wordprocessingGroup" xmlns:wpi="http://schemas.microsoft.com/office/word/2010/wordprocessingInk" xmlns:wps="http://schemas.microsoft.com/office/word/2010/wordprocessingShape" xmlns:o="urn:schemas-microsoft-com:office:office" xmlns:v="urn:schemas-microsoft-com:vml" xmlns:w10="urn:schemas-microsoft-com:office:word" xmlns:w="http://schemas.openxmlformats.org/wordprocessingml/2006/main" xmlns:w14="http://schemas.microsoft.com/office/word/2010/wordml" xmlns:w15="http://schemas.microsoft.com/office/word/2012/wordml" xmlns:w16cei="http://schemas.microsoft.com/office/word/2026/wordml/cei" xmlns:w16cex="http://schemas.microsoft.com/office/word/2018/wordml/cex" xmlns:w16cid="http://schemas.microsoft.com/office/word/2016/wordml/cid" xmlns:w16="http://schemas.microsoft.com/office/word/2018/wordml" xmlns:w16sdtdh="http://schemas.microsoft.com/office/word/2020/wordml/sdtdatahash" xmlns:w16sdtfl="http://schemas.microsoft.com/office/word/2024/wordml/sdtformatlock" xmlns:w16se="http://schemas.microsoft.com/office/word/2015/wordml/symex" xmlns:w16du="http://schemas.microsoft.com/office/word/2023/wordml/word16du" xmlns:wne="http://schemas.microsoft.com/office/word/2006/wordml" mc:Ignorable="w14 w15 w16se w16cid w16 w16cex w16sdtdh w16sdtfl w16du wp14">
   <w:footnote w:type="separator" w:id="-1">
     <w:p>
       <w:r>
@@ -11077,7 +11016,7 @@
 </file>
 
 <file path=word/header1.xml><?xml version="1.0" encoding="utf-8"?>
-<w:hdr xmlns:wpc="http://schemas.microsoft.com/office/word/2010/wordprocessingCanvas" xmlns:cx="http://schemas.microsoft.com/office/drawing/2014/chartex" xmlns:cx1="http://schemas.microsoft.com/office/drawing/2015/9/8/chartex" xmlns:cx2="http://schemas.microsoft.com/office/drawing/2015/10/21/chartex" xmlns:cx3="http://schemas.microsoft.com/office/drawing/2016/5/9/chartex" xmlns:cx4="http://schemas.microsoft.com/office/drawing/2016/5/10/chartex" xmlns:cx5="http://schemas.microsoft.com/office/drawing/2016/5/11/chartex" xmlns:cx6="http://schemas.microsoft.com/office/drawing/2016/5/12/chartex" xmlns:cx7="http://schemas.microsoft.com/office/drawing/2016/5/13/chartex" xmlns:cx8="http://schemas.microsoft.com/office/drawing/2016/5/14/chartex" xmlns:mc="http://schemas.openxmlformats.org/markup-compatibility/2006" xmlns:aink="http://schemas.microsoft.com/office/drawing/2016/ink" xmlns:am3d="http://schemas.microsoft.com/office/drawing/2017/model3d" xmlns:o="urn:schemas-microsoft-com:office:office" xmlns:oel="http://schemas.microsoft.com/office/2019/extlst" xmlns:r="http://schemas.openxmlformats.org/officeDocument/2006/relationships" xmlns:m="http://schemas.openxmlformats.org/officeDocument/2006/math" xmlns:v="urn:schemas-microsoft-com:vml" xmlns:wp14="http://schemas.microsoft.com/office/word/2010/wordprocessingDrawing" xmlns:wp="http://schemas.openxmlformats.org/drawingml/2006/wordprocessingDrawing" xmlns:w10="urn:schemas-microsoft-com:office:word" xmlns:w="http://schemas.openxmlformats.org/wordprocessingml/2006/main" xmlns:w14="http://schemas.microsoft.com/office/word/2010/wordml" xmlns:w15="http://schemas.microsoft.com/office/word/2012/wordml" xmlns:w16cex="http://schemas.microsoft.com/office/word/2018/wordml/cex" xmlns:w16cid="http://schemas.microsoft.com/office/word/2016/wordml/cid" xmlns:w16="http://schemas.microsoft.com/office/word/2018/wordml" xmlns:w16du="http://schemas.microsoft.com/office/word/2023/wordml/word16du" xmlns:w16sdtdh="http://schemas.microsoft.com/office/word/2020/wordml/sdtdatahash" xmlns:w16sdtfl="http://schemas.microsoft.com/office/word/2024/wordml/sdtformatlock" xmlns:w16se="http://schemas.microsoft.com/office/word/2015/wordml/symex" xmlns:wpg="http://schemas.microsoft.com/office/word/2010/wordprocessingGroup" xmlns:wpi="http://schemas.microsoft.com/office/word/2010/wordprocessingInk" xmlns:wne="http://schemas.microsoft.com/office/word/2006/wordml" xmlns:wps="http://schemas.microsoft.com/office/word/2010/wordprocessingShape" mc:Ignorable="w14 w15 w16se w16cid w16 w16cex w16sdtdh w16sdtfl w16du wp14">
+<w:hdr xmlns:wpc="http://schemas.microsoft.com/office/word/2010/wordprocessingCanvas" xmlns:cx="http://schemas.microsoft.com/office/drawing/2014/chartex" xmlns:cx1="http://schemas.microsoft.com/office/drawing/2015/9/8/chartex" xmlns:cx2="http://schemas.microsoft.com/office/drawing/2015/10/21/chartex" xmlns:cx3="http://schemas.microsoft.com/office/drawing/2016/5/9/chartex" xmlns:cx4="http://schemas.microsoft.com/office/drawing/2016/5/10/chartex" xmlns:cx5="http://schemas.microsoft.com/office/drawing/2016/5/11/chartex" xmlns:cx6="http://schemas.microsoft.com/office/drawing/2016/5/12/chartex" xmlns:cx7="http://schemas.microsoft.com/office/drawing/2016/5/13/chartex" xmlns:cx8="http://schemas.microsoft.com/office/drawing/2016/5/14/chartex" xmlns:mc="http://schemas.openxmlformats.org/markup-compatibility/2006" xmlns:m="http://schemas.openxmlformats.org/officeDocument/2006/math" xmlns:aink="http://schemas.microsoft.com/office/drawing/2016/ink" xmlns:am3d="http://schemas.microsoft.com/office/drawing/2017/model3d" xmlns:oel="http://schemas.microsoft.com/office/2019/extlst" xmlns:r="http://schemas.openxmlformats.org/officeDocument/2006/relationships" xmlns:wp14="http://schemas.microsoft.com/office/word/2010/wordprocessingDrawing" xmlns:wp="http://schemas.openxmlformats.org/drawingml/2006/wordprocessingDrawing" xmlns:wpg="http://schemas.microsoft.com/office/word/2010/wordprocessingGroup" xmlns:wpi="http://schemas.microsoft.com/office/word/2010/wordprocessingInk" xmlns:wps="http://schemas.microsoft.com/office/word/2010/wordprocessingShape" xmlns:o="urn:schemas-microsoft-com:office:office" xmlns:v="urn:schemas-microsoft-com:vml" xmlns:w10="urn:schemas-microsoft-com:office:word" xmlns:w="http://schemas.openxmlformats.org/wordprocessingml/2006/main" xmlns:w14="http://schemas.microsoft.com/office/word/2010/wordml" xmlns:w15="http://schemas.microsoft.com/office/word/2012/wordml" xmlns:w16cei="http://schemas.microsoft.com/office/word/2026/wordml/cei" xmlns:w16cex="http://schemas.microsoft.com/office/word/2018/wordml/cex" xmlns:w16cid="http://schemas.microsoft.com/office/word/2016/wordml/cid" xmlns:w16="http://schemas.microsoft.com/office/word/2018/wordml" xmlns:w16sdtdh="http://schemas.microsoft.com/office/word/2020/wordml/sdtdatahash" xmlns:w16sdtfl="http://schemas.microsoft.com/office/word/2024/wordml/sdtformatlock" xmlns:w16se="http://schemas.microsoft.com/office/word/2015/wordml/symex" xmlns:w16du="http://schemas.microsoft.com/office/word/2023/wordml/word16du" xmlns:wne="http://schemas.microsoft.com/office/word/2006/wordml" mc:Ignorable="w14 w15 w16se w16cid w16 w16cex w16sdtdh w16sdtfl w16du wp14">
   <w:sdt>
     <w:sdtPr>
       <w:rPr>
@@ -11128,7 +11067,7 @@
 </file>
 
 <file path=word/header2.xml><?xml version="1.0" encoding="utf-8"?>
-<w:hdr xmlns:wpc="http://schemas.microsoft.com/office/word/2010/wordprocessingCanvas" xmlns:cx="http://schemas.microsoft.com/office/drawing/2014/chartex" xmlns:cx1="http://schemas.microsoft.com/office/drawing/2015/9/8/chartex" xmlns:cx2="http://schemas.microsoft.com/office/drawing/2015/10/21/chartex" xmlns:cx3="http://schemas.microsoft.com/office/drawing/2016/5/9/chartex" xmlns:cx4="http://schemas.microsoft.com/office/drawing/2016/5/10/chartex" xmlns:cx5="http://schemas.microsoft.com/office/drawing/2016/5/11/chartex" xmlns:cx6="http://schemas.microsoft.com/office/drawing/2016/5/12/chartex" xmlns:cx7="http://schemas.microsoft.com/office/drawing/2016/5/13/chartex" xmlns:cx8="http://schemas.microsoft.com/office/drawing/2016/5/14/chartex" xmlns:mc="http://schemas.openxmlformats.org/markup-compatibility/2006" xmlns:aink="http://schemas.microsoft.com/office/drawing/2016/ink" xmlns:am3d="http://schemas.microsoft.com/office/drawing/2017/model3d" xmlns:o="urn:schemas-microsoft-com:office:office" xmlns:oel="http://schemas.microsoft.com/office/2019/extlst" xmlns:r="http://schemas.openxmlformats.org/officeDocument/2006/relationships" xmlns:m="http://schemas.openxmlformats.org/officeDocument/2006/math" xmlns:v="urn:schemas-microsoft-com:vml" xmlns:wp14="http://schemas.microsoft.com/office/word/2010/wordprocessingDrawing" xmlns:wp="http://schemas.openxmlformats.org/drawingml/2006/wordprocessingDrawing" xmlns:w10="urn:schemas-microsoft-com:office:word" xmlns:w="http://schemas.openxmlformats.org/wordprocessingml/2006/main" xmlns:w14="http://schemas.microsoft.com/office/word/2010/wordml" xmlns:w15="http://schemas.microsoft.com/office/word/2012/wordml" xmlns:w16cex="http://schemas.microsoft.com/office/word/2018/wordml/cex" xmlns:w16cid="http://schemas.microsoft.com/office/word/2016/wordml/cid" xmlns:w16="http://schemas.microsoft.com/office/word/2018/wordml" xmlns:w16du="http://schemas.microsoft.com/office/word/2023/wordml/word16du" xmlns:w16sdtdh="http://schemas.microsoft.com/office/word/2020/wordml/sdtdatahash" xmlns:w16sdtfl="http://schemas.microsoft.com/office/word/2024/wordml/sdtformatlock" xmlns:w16se="http://schemas.microsoft.com/office/word/2015/wordml/symex" xmlns:wpg="http://schemas.microsoft.com/office/word/2010/wordprocessingGroup" xmlns:wpi="http://schemas.microsoft.com/office/word/2010/wordprocessingInk" xmlns:wne="http://schemas.microsoft.com/office/word/2006/wordml" xmlns:wps="http://schemas.microsoft.com/office/word/2010/wordprocessingShape" mc:Ignorable="w14 w15 w16se w16cid w16 w16cex w16sdtdh w16sdtfl w16du wp14">
+<w:hdr xmlns:wpc="http://schemas.microsoft.com/office/word/2010/wordprocessingCanvas" xmlns:cx="http://schemas.microsoft.com/office/drawing/2014/chartex" xmlns:cx1="http://schemas.microsoft.com/office/drawing/2015/9/8/chartex" xmlns:cx2="http://schemas.microsoft.com/office/drawing/2015/10/21/chartex" xmlns:cx3="http://schemas.microsoft.com/office/drawing/2016/5/9/chartex" xmlns:cx4="http://schemas.microsoft.com/office/drawing/2016/5/10/chartex" xmlns:cx5="http://schemas.microsoft.com/office/drawing/2016/5/11/chartex" xmlns:cx6="http://schemas.microsoft.com/office/drawing/2016/5/12/chartex" xmlns:cx7="http://schemas.microsoft.com/office/drawing/2016/5/13/chartex" xmlns:cx8="http://schemas.microsoft.com/office/drawing/2016/5/14/chartex" xmlns:mc="http://schemas.openxmlformats.org/markup-compatibility/2006" xmlns:m="http://schemas.openxmlformats.org/officeDocument/2006/math" xmlns:aink="http://schemas.microsoft.com/office/drawing/2016/ink" xmlns:am3d="http://schemas.microsoft.com/office/drawing/2017/model3d" xmlns:oel="http://schemas.microsoft.com/office/2019/extlst" xmlns:r="http://schemas.openxmlformats.org/officeDocument/2006/relationships" xmlns:wp14="http://schemas.microsoft.com/office/word/2010/wordprocessingDrawing" xmlns:wp="http://schemas.openxmlformats.org/drawingml/2006/wordprocessingDrawing" xmlns:wpg="http://schemas.microsoft.com/office/word/2010/wordprocessingGroup" xmlns:wpi="http://schemas.microsoft.com/office/word/2010/wordprocessingInk" xmlns:wps="http://schemas.microsoft.com/office/word/2010/wordprocessingShape" xmlns:o="urn:schemas-microsoft-com:office:office" xmlns:v="urn:schemas-microsoft-com:vml" xmlns:w10="urn:schemas-microsoft-com:office:word" xmlns:w="http://schemas.openxmlformats.org/wordprocessingml/2006/main" xmlns:w14="http://schemas.microsoft.com/office/word/2010/wordml" xmlns:w15="http://schemas.microsoft.com/office/word/2012/wordml" xmlns:w16cei="http://schemas.microsoft.com/office/word/2026/wordml/cei" xmlns:w16cex="http://schemas.microsoft.com/office/word/2018/wordml/cex" xmlns:w16cid="http://schemas.microsoft.com/office/word/2016/wordml/cid" xmlns:w16="http://schemas.microsoft.com/office/word/2018/wordml" xmlns:w16sdtdh="http://schemas.microsoft.com/office/word/2020/wordml/sdtdatahash" xmlns:w16sdtfl="http://schemas.microsoft.com/office/word/2024/wordml/sdtformatlock" xmlns:w16se="http://schemas.microsoft.com/office/word/2015/wordml/symex" xmlns:w16du="http://schemas.microsoft.com/office/word/2023/wordml/word16du" xmlns:wne="http://schemas.microsoft.com/office/word/2006/wordml" mc:Ignorable="w14 w15 w16se w16cid w16 w16cex w16sdtdh w16sdtfl w16du wp14">
   <w:sdt>
     <w:sdtPr>
       <w:rPr>
@@ -11223,7 +11162,7 @@
 </file>
 
 <file path=word/numbering.xml><?xml version="1.0" encoding="utf-8"?>
-<w:numbering xmlns:wpc="http://schemas.microsoft.com/office/word/2010/wordprocessingCanvas" xmlns:cx="http://schemas.microsoft.com/office/drawing/2014/chartex" xmlns:cx1="http://schemas.microsoft.com/office/drawing/2015/9/8/chartex" xmlns:cx2="http://schemas.microsoft.com/office/drawing/2015/10/21/chartex" xmlns:cx3="http://schemas.microsoft.com/office/drawing/2016/5/9/chartex" xmlns:cx4="http://schemas.microsoft.com/office/drawing/2016/5/10/chartex" xmlns:cx5="http://schemas.microsoft.com/office/drawing/2016/5/11/chartex" xmlns:cx6="http://schemas.microsoft.com/office/drawing/2016/5/12/chartex" xmlns:cx7="http://schemas.microsoft.com/office/drawing/2016/5/13/chartex" xmlns:cx8="http://schemas.microsoft.com/office/drawing/2016/5/14/chartex" xmlns:mc="http://schemas.openxmlformats.org/markup-compatibility/2006" xmlns:aink="http://schemas.microsoft.com/office/drawing/2016/ink" xmlns:am3d="http://schemas.microsoft.com/office/drawing/2017/model3d" xmlns:o="urn:schemas-microsoft-com:office:office" xmlns:oel="http://schemas.microsoft.com/office/2019/extlst" xmlns:r="http://schemas.openxmlformats.org/officeDocument/2006/relationships" xmlns:m="http://schemas.openxmlformats.org/officeDocument/2006/math" xmlns:v="urn:schemas-microsoft-com:vml" xmlns:wp14="http://schemas.microsoft.com/office/word/2010/wordprocessingDrawing" xmlns:wp="http://schemas.openxmlformats.org/drawingml/2006/wordprocessingDrawing" xmlns:w10="urn:schemas-microsoft-com:office:word" xmlns:w="http://schemas.openxmlformats.org/wordprocessingml/2006/main" xmlns:w14="http://schemas.microsoft.com/office/word/2010/wordml" xmlns:w15="http://schemas.microsoft.com/office/word/2012/wordml" xmlns:w16cex="http://schemas.microsoft.com/office/word/2018/wordml/cex" xmlns:w16cid="http://schemas.microsoft.com/office/word/2016/wordml/cid" xmlns:w16="http://schemas.microsoft.com/office/word/2018/wordml" xmlns:w16du="http://schemas.microsoft.com/office/word/2023/wordml/word16du" xmlns:w16sdtdh="http://schemas.microsoft.com/office/word/2020/wordml/sdtdatahash" xmlns:w16sdtfl="http://schemas.microsoft.com/office/word/2024/wordml/sdtformatlock" xmlns:w16se="http://schemas.microsoft.com/office/word/2015/wordml/symex" xmlns:wpg="http://schemas.microsoft.com/office/word/2010/wordprocessingGroup" xmlns:wpi="http://schemas.microsoft.com/office/word/2010/wordprocessingInk" xmlns:wne="http://schemas.microsoft.com/office/word/2006/wordml" xmlns:wps="http://schemas.microsoft.com/office/word/2010/wordprocessingShape" mc:Ignorable="w14 w15 w16se w16cid w16 w16cex w16sdtdh w16sdtfl w16du wp14">
+<w:numbering xmlns:wpc="http://schemas.microsoft.com/office/word/2010/wordprocessingCanvas" xmlns:cx="http://schemas.microsoft.com/office/drawing/2014/chartex" xmlns:cx1="http://schemas.microsoft.com/office/drawing/2015/9/8/chartex" xmlns:cx2="http://schemas.microsoft.com/office/drawing/2015/10/21/chartex" xmlns:cx3="http://schemas.microsoft.com/office/drawing/2016/5/9/chartex" xmlns:cx4="http://schemas.microsoft.com/office/drawing/2016/5/10/chartex" xmlns:cx5="http://schemas.microsoft.com/office/drawing/2016/5/11/chartex" xmlns:cx6="http://schemas.microsoft.com/office/drawing/2016/5/12/chartex" xmlns:cx7="http://schemas.microsoft.com/office/drawing/2016/5/13/chartex" xmlns:cx8="http://schemas.microsoft.com/office/drawing/2016/5/14/chartex" xmlns:mc="http://schemas.openxmlformats.org/markup-compatibility/2006" xmlns:m="http://schemas.openxmlformats.org/officeDocument/2006/math" xmlns:aink="http://schemas.microsoft.com/office/drawing/2016/ink" xmlns:am3d="http://schemas.microsoft.com/office/drawing/2017/model3d" xmlns:oel="http://schemas.microsoft.com/office/2019/extlst" xmlns:r="http://schemas.openxmlformats.org/officeDocument/2006/relationships" xmlns:wp14="http://schemas.microsoft.com/office/word/2010/wordprocessingDrawing" xmlns:wp="http://schemas.openxmlformats.org/drawingml/2006/wordprocessingDrawing" xmlns:wpg="http://schemas.microsoft.com/office/word/2010/wordprocessingGroup" xmlns:wpi="http://schemas.microsoft.com/office/word/2010/wordprocessingInk" xmlns:wps="http://schemas.microsoft.com/office/word/2010/wordprocessingShape" xmlns:o="urn:schemas-microsoft-com:office:office" xmlns:v="urn:schemas-microsoft-com:vml" xmlns:w10="urn:schemas-microsoft-com:office:word" xmlns:w="http://schemas.openxmlformats.org/wordprocessingml/2006/main" xmlns:w14="http://schemas.microsoft.com/office/word/2010/wordml" xmlns:w15="http://schemas.microsoft.com/office/word/2012/wordml" xmlns:w16cei="http://schemas.microsoft.com/office/word/2026/wordml/cei" xmlns:w16cex="http://schemas.microsoft.com/office/word/2018/wordml/cex" xmlns:w16cid="http://schemas.microsoft.com/office/word/2016/wordml/cid" xmlns:w16="http://schemas.microsoft.com/office/word/2018/wordml" xmlns:w16sdtdh="http://schemas.microsoft.com/office/word/2020/wordml/sdtdatahash" xmlns:w16sdtfl="http://schemas.microsoft.com/office/word/2024/wordml/sdtformatlock" xmlns:w16se="http://schemas.microsoft.com/office/word/2015/wordml/symex" xmlns:w16du="http://schemas.microsoft.com/office/word/2023/wordml/word16du" xmlns:wne="http://schemas.microsoft.com/office/word/2006/wordml" mc:Ignorable="w14 w15 w16se w16cid w16 w16cex w16sdtdh w16sdtfl w16du wp14">
   <w:abstractNum w:abstractNumId="0" w15:restartNumberingAfterBreak="0">
     <w:nsid w:val="566F1EC6"/>
     <w:multiLevelType w:val="multilevel"/>
@@ -11344,7 +11283,7 @@
 </file>
 
 <file path=word/styles.xml><?xml version="1.0" encoding="utf-8"?>
-<w:styles xmlns:mc="http://schemas.openxmlformats.org/markup-compatibility/2006" xmlns:r="http://schemas.openxmlformats.org/officeDocument/2006/relationships" xmlns:w="http://schemas.openxmlformats.org/wordprocessingml/2006/main" xmlns:w14="http://schemas.microsoft.com/office/word/2010/wordml" xmlns:w15="http://schemas.microsoft.com/office/word/2012/wordml" xmlns:w16cex="http://schemas.microsoft.com/office/word/2018/wordml/cex" xmlns:w16cid="http://schemas.microsoft.com/office/word/2016/wordml/cid" xmlns:w16="http://schemas.microsoft.com/office/word/2018/wordml" xmlns:w16du="http://schemas.microsoft.com/office/word/2023/wordml/word16du" xmlns:w16sdtdh="http://schemas.microsoft.com/office/word/2020/wordml/sdtdatahash" xmlns:w16sdtfl="http://schemas.microsoft.com/office/word/2024/wordml/sdtformatlock" xmlns:w16se="http://schemas.microsoft.com/office/word/2015/wordml/symex" mc:Ignorable="w14 w15 w16se w16cid w16 w16cex w16sdtdh w16sdtfl w16du">
+<w:styles xmlns:mc="http://schemas.openxmlformats.org/markup-compatibility/2006" xmlns:r="http://schemas.openxmlformats.org/officeDocument/2006/relationships" xmlns:w="http://schemas.openxmlformats.org/wordprocessingml/2006/main" xmlns:w14="http://schemas.microsoft.com/office/word/2010/wordml" xmlns:w15="http://schemas.microsoft.com/office/word/2012/wordml" xmlns:w16cex="http://schemas.microsoft.com/office/word/2018/wordml/cex" xmlns:w16cid="http://schemas.microsoft.com/office/word/2016/wordml/cid" xmlns:w16="http://schemas.microsoft.com/office/word/2018/wordml" xmlns:w16sdtdh="http://schemas.microsoft.com/office/word/2020/wordml/sdtdatahash" xmlns:w16sdtfl="http://schemas.microsoft.com/office/word/2024/wordml/sdtformatlock" xmlns:w16se="http://schemas.microsoft.com/office/word/2015/wordml/symex" xmlns:w16du="http://schemas.microsoft.com/office/word/2023/wordml/word16du" mc:Ignorable="w14 w15 w16se w16cid w16 w16cex w16sdtdh w16sdtfl w16du">
   <w:docDefaults>
     <w:rPrDefault>
       <w:rPr>
